--- a/public/exports/contracts/subcontract-marketing-2026/contract.en.docx
+++ b/public/exports/contracts/subcontract-marketing-2026/contract.en.docx
@@ -188,7 +188,7 @@
           <w:b/>
           <w:bCs/>
         </w:rPr>
-        <w:t xml:space="preserve">HRB260696B</w:t>
+        <w:t xml:space="preserve">HRB123456X</w:t>
       </w:r>
       <w:r>
         <w:t xml:space="preserve">, VAT ID </w:t>
@@ -198,10 +198,10 @@
           <w:b/>
           <w:bCs/>
         </w:rPr>
-        <w:t xml:space="preserve">DE366220301</w:t>
-      </w:r>
-      <w:r>
-        <w:t xml:space="preserve">, with its registered address at Am Märchenbrunnen 7, Berlin, 10407, Germany, represented by its Director Olga Iakubovska (hereinafter the "</w:t>
+        <w:t xml:space="preserve">DE999888777</w:t>
+      </w:r>
+      <w:r>
+        <w:t xml:space="preserve">, with its registered address at Musterstraße 1, Berlin, 10115, Germany, represented by its Director Jana Weber (hereinafter the "</w:t>
       </w:r>
       <w:r>
         <w:rPr>
@@ -1704,7 +1704,7 @@
                 <w:sz w:val="20"/>
                 <w:szCs w:val="20"/>
               </w:rPr>
-              <w:t xml:space="preserve">Registry code: HRB260696B</w:t>
+              <w:t xml:space="preserve">Registry code: HRB123456X</w:t>
             </w:r>
           </w:p>
         </w:tc>
@@ -1808,7 +1808,7 @@
                 <w:sz w:val="20"/>
                 <w:szCs w:val="20"/>
               </w:rPr>
-              <w:t xml:space="preserve">Address: Am Märchenbrunnen 7, Berlin, 10407, Germany</w:t>
+              <w:t xml:space="preserve">Address: Musterstraße 1, Berlin, 10115, Germany</w:t>
             </w:r>
           </w:p>
         </w:tc>
@@ -1860,7 +1860,7 @@
                 <w:sz w:val="20"/>
                 <w:szCs w:val="20"/>
               </w:rPr>
-              <w:t xml:space="preserve">VAT ID: DE366220301</w:t>
+              <w:t xml:space="preserve">VAT ID: DE999888777</w:t>
             </w:r>
           </w:p>
         </w:tc>
@@ -2074,7 +2074,7 @@
                 <w:sz w:val="20"/>
                 <w:szCs w:val="20"/>
               </w:rPr>
-              <w:t xml:space="preserve">Olga Iakubovska, Director</w:t>
+              <w:t xml:space="preserve">Jana Weber, Director</w:t>
             </w:r>
           </w:p>
         </w:tc>

--- a/public/exports/contracts/subcontract-marketing-2026/contract.en.docx
+++ b/public/exports/contracts/subcontract-marketing-2026/contract.en.docx
@@ -50,68 +50,6 @@
     </w:p>
     <w:p>
       <w:pPr>
-        <w:spacing w:after="240"/>
-        <w:jc w:val="center"/>
-      </w:pPr>
-      <w:r>
-        <w:rPr>
-          <w:i/>
-          <w:iCs/>
-          <w:color w:val="555555"/>
-          <w:sz w:val="22"/>
-          <w:szCs w:val="22"/>
-        </w:rPr>
-        <w:t xml:space="preserve">between</w:t>
-      </w:r>
-    </w:p>
-    <w:p>
-      <w:pPr>
-        <w:spacing w:after="120"/>
-        <w:jc w:val="center"/>
-      </w:pPr>
-      <w:r>
-        <w:rPr>
-          <w:b/>
-          <w:bCs/>
-          <w:sz w:val="24"/>
-          <w:szCs w:val="24"/>
-        </w:rPr>
-        <w:t xml:space="preserve">Sloboda Software GMBH</w:t>
-      </w:r>
-    </w:p>
-    <w:p>
-      <w:pPr>
-        <w:spacing w:after="120"/>
-        <w:jc w:val="center"/>
-      </w:pPr>
-      <w:r>
-        <w:rPr>
-          <w:i/>
-          <w:iCs/>
-          <w:color w:val="555555"/>
-          <w:sz w:val="22"/>
-          <w:szCs w:val="22"/>
-        </w:rPr>
-        <w:t xml:space="preserve">and</w:t>
-      </w:r>
-    </w:p>
-    <w:p>
-      <w:pPr>
-        <w:spacing w:after="800"/>
-        <w:jc w:val="center"/>
-      </w:pPr>
-      <w:r>
-        <w:rPr>
-          <w:b/>
-          <w:bCs/>
-          <w:sz w:val="24"/>
-          <w:szCs w:val="24"/>
-        </w:rPr>
-        <w:t xml:space="preserve">Subcontractor</w:t>
-      </w:r>
-    </w:p>
-    <w:p>
-      <w:pPr>
         <w:spacing w:after="120"/>
         <w:jc w:val="center"/>
       </w:pPr>
@@ -178,7 +116,7 @@
           <w:b/>
           <w:bCs/>
         </w:rPr>
-        <w:t xml:space="preserve">Sloboda Software GMBH</w:t>
+        <w:t xml:space="preserve">Acme Services GmbH</w:t>
       </w:r>
       <w:r>
         <w:t xml:space="preserve">, a company incorporated under the laws of the Federal Republic of Germany, Registry code </w:t>
@@ -1651,7 +1589,7 @@
                 <w:sz w:val="20"/>
                 <w:szCs w:val="20"/>
               </w:rPr>
-              <w:t xml:space="preserve">Sloboda Software GMBH</w:t>
+              <w:t xml:space="preserve">Acme Services GmbH</w:t>
             </w:r>
           </w:p>
         </w:tc>
